--- a/public/pdfs/Shipping_Policy.docx
+++ b/public/pdfs/Shipping_Policy.docx
@@ -358,11 +358,9 @@
       <w:r>
         <w:t xml:space="preserve">This includes the use of appropriate materials such as bubble wrap, protective layers, rigid packaging, and </w:t>
       </w:r>
-      <w:proofErr w:type="spellStart"/>
-      <w:r>
-        <w:t>labeling</w:t>
-      </w:r>
-      <w:proofErr w:type="spellEnd"/>
+      <w:r>
+        <w:t>labelling</w:t>
+      </w:r>
       <w:r>
         <w:t xml:space="preserve"> for fragile items where necessary. </w:t>
       </w:r>
